--- a/paper3/submission/manuscript.docx
+++ b/paper3/submission/manuscript.docx
@@ -244,7 +244,7 @@
     </w:p>
     <w:p>
       <w:r>
-        <w:t>chemical information service that already holds an authorised key for it.</w:t>
+        <w:t>authorised key, calling the register directly.</w:t>
       </w:r>
     </w:p>
     <w:p>
@@ -3234,7 +3234,7 @@
         <w:t>fetch_mfds_ingredients.py</w:t>
       </w:r>
       <w:r>
-        <w:t xml:space="preserve"> reads the MFDS approval register through the chemical information service that holds the authorised key, so no credential is copied into this repository. Its output is public government data and is committed.</w:t>
+        <w:t xml:space="preserve"> calls the MFDS approval register directly. The key is read from a file outside the repository and no credential is copied into it. Its output is public government data and is committed.</w:t>
       </w:r>
     </w:p>
     <w:p>
